--- a/Devops_Notes/Join_Devops_Notes/Practice_with_Screenshots/Day-8 - 3 tier project manual process - web config.docx
+++ b/Devops_Notes/Join_Devops_Notes/Practice_with_Screenshots/Day-8 - 3 tier project manual process - web config.docx
@@ -4,13 +4,17 @@
   <w:body>
     <w:p>
       <w:r>
-        <w:t xml:space="preserve">Day-9: 3 Tier </w:t>
-      </w:r>
-      <w:proofErr w:type="gramStart"/>
-      <w:r>
-        <w:t>Project  -</w:t>
-      </w:r>
-      <w:proofErr w:type="gramEnd"/>
+        <w:t>Day-</w:t>
+      </w:r>
+      <w:r>
+        <w:t>8:</w:t>
+      </w:r>
+      <w:r>
+        <w:t xml:space="preserve"> 3 Tier </w:t>
+      </w:r>
+      <w:r>
+        <w:t>Project -</w:t>
+      </w:r>
       <w:r>
         <w:t xml:space="preserve"> Web Tier configuration</w:t>
       </w:r>
@@ -24,18 +28,43 @@
         </w:numPr>
       </w:pPr>
       <w:r>
-        <w:t xml:space="preserve">Update your DB server </w:t>
-      </w:r>
-      <w:proofErr w:type="spellStart"/>
-      <w:r>
-        <w:t>ip</w:t>
-      </w:r>
-      <w:proofErr w:type="spellEnd"/>
-      <w:r>
-        <w:t xml:space="preserve"> here</w:t>
-      </w:r>
-      <w:r>
-        <w:t xml:space="preserve"> (Private IP)</w:t>
+        <w:t>NGINX</w:t>
+      </w:r>
+    </w:p>
+    <w:p>
+      <w:pPr>
+        <w:pStyle w:val="ListParagraph"/>
+        <w:numPr>
+          <w:ilvl w:val="1"/>
+          <w:numId w:val="1"/>
+        </w:numPr>
+      </w:pPr>
+      <w:r>
+        <w:t>Configs -&gt; /etc/nginx</w:t>
+      </w:r>
+    </w:p>
+    <w:p>
+      <w:pPr>
+        <w:pStyle w:val="ListParagraph"/>
+        <w:numPr>
+          <w:ilvl w:val="1"/>
+          <w:numId w:val="1"/>
+        </w:numPr>
+      </w:pPr>
+      <w:r>
+        <w:t>HTML  -&gt;  /usr/share/nginx</w:t>
+      </w:r>
+    </w:p>
+    <w:p>
+      <w:pPr>
+        <w:pStyle w:val="ListParagraph"/>
+        <w:numPr>
+          <w:ilvl w:val="1"/>
+          <w:numId w:val="1"/>
+        </w:numPr>
+      </w:pPr>
+      <w:r>
+        <w:t>Logs  -&gt; /var/log/nginx</w:t>
       </w:r>
     </w:p>
     <w:p>
@@ -47,6 +76,90 @@
         </w:numPr>
       </w:pPr>
       <w:r>
+        <w:t>Install Nginx</w:t>
+      </w:r>
+    </w:p>
+    <w:p>
+      <w:r>
+        <w:drawing>
+          <wp:inline distT="0" distB="0" distL="0" distR="0" wp14:anchorId="2E274416" wp14:editId="7A082475">
+            <wp:extent cx="4891177" cy="4189960"/>
+            <wp:effectExtent l="0" t="0" r="5080" b="1270"/>
+            <wp:docPr id="895112796" name="Picture 1"/>
+            <wp:cNvGraphicFramePr>
+              <a:graphicFrameLocks xmlns:a="http://schemas.openxmlformats.org/drawingml/2006/main" noChangeAspect="1"/>
+            </wp:cNvGraphicFramePr>
+            <a:graphic xmlns:a="http://schemas.openxmlformats.org/drawingml/2006/main">
+              <a:graphicData uri="http://schemas.openxmlformats.org/drawingml/2006/picture">
+                <pic:pic xmlns:pic="http://schemas.openxmlformats.org/drawingml/2006/picture">
+                  <pic:nvPicPr>
+                    <pic:cNvPr id="895112796" name=""/>
+                    <pic:cNvPicPr/>
+                  </pic:nvPicPr>
+                  <pic:blipFill>
+                    <a:blip r:embed="rId5"/>
+                    <a:stretch>
+                      <a:fillRect/>
+                    </a:stretch>
+                  </pic:blipFill>
+                  <pic:spPr>
+                    <a:xfrm>
+                      <a:off x="0" y="0"/>
+                      <a:ext cx="4899491" cy="4197082"/>
+                    </a:xfrm>
+                    <a:prstGeom prst="rect">
+                      <a:avLst/>
+                    </a:prstGeom>
+                  </pic:spPr>
+                </pic:pic>
+              </a:graphicData>
+            </a:graphic>
+          </wp:inline>
+        </w:drawing>
+      </w:r>
+    </w:p>
+    <w:p>
+      <w:pPr>
+        <w:pStyle w:val="ListParagraph"/>
+        <w:numPr>
+          <w:ilvl w:val="0"/>
+          <w:numId w:val="1"/>
+        </w:numPr>
+      </w:pPr>
+    </w:p>
+    <w:p>
+      <w:pPr>
+        <w:pStyle w:val="ListParagraph"/>
+        <w:numPr>
+          <w:ilvl w:val="0"/>
+          <w:numId w:val="1"/>
+        </w:numPr>
+      </w:pPr>
+    </w:p>
+    <w:p>
+      <w:pPr>
+        <w:pStyle w:val="ListParagraph"/>
+        <w:numPr>
+          <w:ilvl w:val="0"/>
+          <w:numId w:val="1"/>
+        </w:numPr>
+      </w:pPr>
+      <w:r>
+        <w:t>Update your DB server ip here</w:t>
+      </w:r>
+      <w:r>
+        <w:t xml:space="preserve"> (Private IP)</w:t>
+      </w:r>
+    </w:p>
+    <w:p>
+      <w:pPr>
+        <w:pStyle w:val="ListParagraph"/>
+        <w:numPr>
+          <w:ilvl w:val="0"/>
+          <w:numId w:val="1"/>
+        </w:numPr>
+      </w:pPr>
+      <w:r>
         <w:t xml:space="preserve">This is manually we create a service to start the backend (DB) server from app server instead of going to </w:t>
       </w:r>
       <w:proofErr w:type="spellStart"/>
@@ -63,6 +176,7 @@
         <w:rPr>
           <w:noProof/>
         </w:rPr>
+        <w:lastRenderedPageBreak/>
         <w:drawing>
           <wp:inline distT="0" distB="0" distL="0" distR="0" wp14:anchorId="15DA50A1" wp14:editId="25E7579D">
             <wp:extent cx="5731510" cy="2044700"/>
@@ -79,7 +193,7 @@
                     <pic:cNvPicPr/>
                   </pic:nvPicPr>
                   <pic:blipFill>
-                    <a:blip r:embed="rId5"/>
+                    <a:blip r:embed="rId6"/>
                     <a:stretch>
                       <a:fillRect/>
                     </a:stretch>
@@ -122,7 +236,7 @@
                     <pic:cNvPicPr/>
                   </pic:nvPicPr>
                   <pic:blipFill>
-                    <a:blip r:embed="rId6"/>
+                    <a:blip r:embed="rId7"/>
                     <a:stretch>
                       <a:fillRect/>
                     </a:stretch>
@@ -201,7 +315,7 @@
                     <pic:cNvPicPr/>
                   </pic:nvPicPr>
                   <pic:blipFill>
-                    <a:blip r:embed="rId7"/>
+                    <a:blip r:embed="rId8"/>
                     <a:stretch>
                       <a:fillRect/>
                     </a:stretch>
@@ -243,7 +357,7 @@
                     <pic:cNvPicPr/>
                   </pic:nvPicPr>
                   <pic:blipFill>
-                    <a:blip r:embed="rId8"/>
+                    <a:blip r:embed="rId9"/>
                     <a:stretch>
                       <a:fillRect/>
                     </a:stretch>
@@ -286,7 +400,7 @@
                     <pic:cNvPicPr/>
                   </pic:nvPicPr>
                   <pic:blipFill>
-                    <a:blip r:embed="rId9"/>
+                    <a:blip r:embed="rId10"/>
                     <a:stretch>
                       <a:fillRect/>
                     </a:stretch>
@@ -328,7 +442,7 @@
                     <pic:cNvPicPr/>
                   </pic:nvPicPr>
                   <pic:blipFill>
-                    <a:blip r:embed="rId10"/>
+                    <a:blip r:embed="rId11"/>
                     <a:stretch>
                       <a:fillRect/>
                     </a:stretch>
@@ -383,7 +497,7 @@
                     <pic:cNvPicPr/>
                   </pic:nvPicPr>
                   <pic:blipFill>
-                    <a:blip r:embed="rId11"/>
+                    <a:blip r:embed="rId12"/>
                     <a:stretch>
                       <a:fillRect/>
                     </a:stretch>
@@ -458,15 +572,7 @@
     </w:p>
     <w:p>
       <w:r>
-        <w:t>HTML -&gt; /</w:t>
-      </w:r>
-      <w:proofErr w:type="spellStart"/>
-      <w:r>
-        <w:t>usr</w:t>
-      </w:r>
-      <w:proofErr w:type="spellEnd"/>
-      <w:r>
-        <w:t>/share/nginx/html</w:t>
+        <w:t>HTML -&gt; /usr/share/nginx/html</w:t>
       </w:r>
     </w:p>
     <w:p>
@@ -476,15 +582,7 @@
     </w:p>
     <w:p>
       <w:r>
-        <w:t>Default page -&gt; /</w:t>
-      </w:r>
-      <w:proofErr w:type="spellStart"/>
-      <w:r>
-        <w:t>usr</w:t>
-      </w:r>
-      <w:proofErr w:type="spellEnd"/>
-      <w:r>
-        <w:t>/share/nginx/html/index.html</w:t>
+        <w:t>Default page -&gt; /usr/share/nginx/html/index.html</w:t>
       </w:r>
     </w:p>
     <w:p/>
@@ -763,7 +861,7 @@
                     <pic:cNvPicPr/>
                   </pic:nvPicPr>
                   <pic:blipFill>
-                    <a:blip r:embed="rId12"/>
+                    <a:blip r:embed="rId13"/>
                     <a:stretch>
                       <a:fillRect/>
                     </a:stretch>
@@ -841,23 +939,7 @@
           <w:b/>
           <w:bCs/>
         </w:rPr>
-        <w:t>/</w:t>
-      </w:r>
-      <w:proofErr w:type="spellStart"/>
-      <w:r>
-        <w:rPr>
-          <w:b/>
-          <w:bCs/>
-        </w:rPr>
-        <w:t>usr</w:t>
-      </w:r>
-      <w:proofErr w:type="spellEnd"/>
-      <w:r>
-        <w:rPr>
-          <w:b/>
-          <w:bCs/>
-        </w:rPr>
-        <w:t>/share/nginx/html/</w:t>
+        <w:t>/usr/share/nginx/html/</w:t>
       </w:r>
     </w:p>
     <w:p>
@@ -887,7 +969,7 @@
                     <pic:cNvPicPr/>
                   </pic:nvPicPr>
                   <pic:blipFill>
-                    <a:blip r:embed="rId13"/>
+                    <a:blip r:embed="rId14"/>
                     <a:stretch>
                       <a:fillRect/>
                     </a:stretch>
@@ -950,7 +1032,7 @@
                     <pic:cNvPicPr/>
                   </pic:nvPicPr>
                   <pic:blipFill>
-                    <a:blip r:embed="rId14"/>
+                    <a:blip r:embed="rId15"/>
                     <a:stretch>
                       <a:fillRect/>
                     </a:stretch>
@@ -1053,7 +1135,7 @@
                     <pic:cNvPicPr/>
                   </pic:nvPicPr>
                   <pic:blipFill>
-                    <a:blip r:embed="rId15"/>
+                    <a:blip r:embed="rId16"/>
                     <a:stretch>
                       <a:fillRect/>
                     </a:stretch>
@@ -1144,7 +1226,46 @@
           <w:b/>
           <w:bCs/>
         </w:rPr>
-        <w:t xml:space="preserve"> </w:t>
+        <w:t xml:space="preserve"> 1.1;</w:t>
+      </w:r>
+    </w:p>
+    <w:p>
+      <w:pPr>
+        <w:rPr>
+          <w:b/>
+          <w:bCs/>
+        </w:rPr>
+      </w:pPr>
+    </w:p>
+    <w:p>
+      <w:pPr>
+        <w:rPr>
+          <w:b/>
+          <w:bCs/>
+        </w:rPr>
+      </w:pPr>
+      <w:r>
+        <w:rPr>
+          <w:b/>
+          <w:bCs/>
+        </w:rPr>
+        <w:t>location /</w:t>
+      </w:r>
+      <w:proofErr w:type="spellStart"/>
+      <w:r>
+        <w:rPr>
+          <w:b/>
+          <w:bCs/>
+        </w:rPr>
+        <w:t>api</w:t>
+      </w:r>
+      <w:proofErr w:type="spellEnd"/>
+      <w:r>
+        <w:rPr>
+          <w:b/>
+          <w:bCs/>
+        </w:rPr>
+        <w:t xml:space="preserve">/ </w:t>
       </w:r>
       <w:proofErr w:type="gramStart"/>
       <w:r>
@@ -1152,31 +1273,78 @@
           <w:b/>
           <w:bCs/>
         </w:rPr>
-        <w:t>1.1;</w:t>
+        <w:t xml:space="preserve">{ </w:t>
+      </w:r>
+      <w:proofErr w:type="spellStart"/>
+      <w:r>
+        <w:rPr>
+          <w:b/>
+          <w:bCs/>
+        </w:rPr>
+        <w:t>proxy</w:t>
       </w:r>
       <w:proofErr w:type="gramEnd"/>
-    </w:p>
-    <w:p>
-      <w:pPr>
-        <w:rPr>
-          <w:b/>
-          <w:bCs/>
-        </w:rPr>
-      </w:pPr>
-    </w:p>
-    <w:p>
-      <w:pPr>
-        <w:rPr>
-          <w:b/>
-          <w:bCs/>
-        </w:rPr>
-      </w:pPr>
-      <w:r>
-        <w:rPr>
-          <w:b/>
-          <w:bCs/>
-        </w:rPr>
-        <w:t>location /</w:t>
+      <w:r>
+        <w:rPr>
+          <w:b/>
+          <w:bCs/>
+        </w:rPr>
+        <w:t>_pass</w:t>
+      </w:r>
+      <w:proofErr w:type="spellEnd"/>
+      <w:r>
+        <w:rPr>
+          <w:b/>
+          <w:bCs/>
+        </w:rPr>
+        <w:t xml:space="preserve"> http://localhost:8080/</w:t>
+      </w:r>
+      <w:proofErr w:type="gramStart"/>
+      <w:r>
+        <w:rPr>
+          <w:b/>
+          <w:bCs/>
+        </w:rPr>
+        <w:t>; }</w:t>
+      </w:r>
+      <w:proofErr w:type="gramEnd"/>
+    </w:p>
+    <w:p>
+      <w:pPr>
+        <w:rPr>
+          <w:b/>
+          <w:bCs/>
+        </w:rPr>
+      </w:pPr>
+    </w:p>
+    <w:p>
+      <w:pPr>
+        <w:rPr>
+          <w:b/>
+          <w:bCs/>
+        </w:rPr>
+      </w:pPr>
+      <w:r>
+        <w:rPr>
+          <w:b/>
+          <w:bCs/>
+        </w:rPr>
+        <w:t>location /health {</w:t>
+      </w:r>
+    </w:p>
+    <w:p>
+      <w:pPr>
+        <w:rPr>
+          <w:b/>
+          <w:bCs/>
+        </w:rPr>
+      </w:pPr>
+      <w:r>
+        <w:rPr>
+          <w:b/>
+          <w:bCs/>
+        </w:rPr>
+        <w:t xml:space="preserve">  </w:t>
       </w:r>
       <w:proofErr w:type="spellStart"/>
       <w:r>
@@ -1184,7 +1352,7 @@
           <w:b/>
           <w:bCs/>
         </w:rPr>
-        <w:t>api</w:t>
+        <w:t>stub_status</w:t>
       </w:r>
       <w:proofErr w:type="spellEnd"/>
       <w:r>
@@ -1192,7 +1360,76 @@
           <w:b/>
           <w:bCs/>
         </w:rPr>
-        <w:t xml:space="preserve">/ </w:t>
+        <w:t xml:space="preserve"> on;</w:t>
+      </w:r>
+    </w:p>
+    <w:p>
+      <w:pPr>
+        <w:rPr>
+          <w:b/>
+          <w:bCs/>
+        </w:rPr>
+      </w:pPr>
+      <w:r>
+        <w:rPr>
+          <w:b/>
+          <w:bCs/>
+        </w:rPr>
+        <w:t xml:space="preserve">  </w:t>
+      </w:r>
+      <w:proofErr w:type="spellStart"/>
+      <w:r>
+        <w:rPr>
+          <w:b/>
+          <w:bCs/>
+        </w:rPr>
+        <w:t>access_log</w:t>
+      </w:r>
+      <w:proofErr w:type="spellEnd"/>
+      <w:r>
+        <w:rPr>
+          <w:b/>
+          <w:bCs/>
+        </w:rPr>
+        <w:t xml:space="preserve"> off;</w:t>
+      </w:r>
+    </w:p>
+    <w:p>
+      <w:pPr>
+        <w:rPr>
+          <w:b/>
+          <w:bCs/>
+        </w:rPr>
+      </w:pPr>
+      <w:r>
+        <w:rPr>
+          <w:b/>
+          <w:bCs/>
+        </w:rPr>
+        <w:t>}</w:t>
+      </w:r>
+    </w:p>
+    <w:p>
+      <w:pPr>
+        <w:rPr>
+          <w:b/>
+          <w:bCs/>
+        </w:rPr>
+      </w:pPr>
+    </w:p>
+    <w:p>
+      <w:pPr>
+        <w:rPr>
+          <w:b/>
+          <w:bCs/>
+        </w:rPr>
+      </w:pPr>
+      <w:r>
+        <w:rPr>
+          <w:b/>
+          <w:bCs/>
+        </w:rPr>
+        <w:t xml:space="preserve">Note: in </w:t>
       </w:r>
       <w:proofErr w:type="gramStart"/>
       <w:r>
@@ -1200,15 +1437,7 @@
           <w:b/>
           <w:bCs/>
         </w:rPr>
-        <w:t xml:space="preserve">{ </w:t>
-      </w:r>
-      <w:proofErr w:type="spellStart"/>
-      <w:r>
-        <w:rPr>
-          <w:b/>
-          <w:bCs/>
-        </w:rPr>
-        <w:t>proxy</w:t>
+        <w:t>localhost ,</w:t>
       </w:r>
       <w:proofErr w:type="gramEnd"/>
       <w:r>
@@ -1216,191 +1445,8 @@
           <w:b/>
           <w:bCs/>
         </w:rPr>
-        <w:t>_pass</w:t>
-      </w:r>
-      <w:proofErr w:type="spellEnd"/>
-      <w:r>
-        <w:rPr>
-          <w:b/>
-          <w:bCs/>
-        </w:rPr>
-        <w:t xml:space="preserve"> http://localhost:8080/</w:t>
-      </w:r>
-      <w:proofErr w:type="gramStart"/>
-      <w:r>
-        <w:rPr>
-          <w:b/>
-          <w:bCs/>
-        </w:rPr>
-        <w:t>; }</w:t>
-      </w:r>
-      <w:proofErr w:type="gramEnd"/>
-    </w:p>
-    <w:p>
-      <w:pPr>
-        <w:rPr>
-          <w:b/>
-          <w:bCs/>
-        </w:rPr>
-      </w:pPr>
-    </w:p>
-    <w:p>
-      <w:pPr>
-        <w:rPr>
-          <w:b/>
-          <w:bCs/>
-        </w:rPr>
-      </w:pPr>
-      <w:r>
-        <w:rPr>
-          <w:b/>
-          <w:bCs/>
-        </w:rPr>
-        <w:t>location /health {</w:t>
-      </w:r>
-    </w:p>
-    <w:p>
-      <w:pPr>
-        <w:rPr>
-          <w:b/>
-          <w:bCs/>
-        </w:rPr>
-      </w:pPr>
-      <w:r>
-        <w:rPr>
-          <w:b/>
-          <w:bCs/>
-        </w:rPr>
-        <w:t xml:space="preserve">  </w:t>
-      </w:r>
-      <w:proofErr w:type="spellStart"/>
-      <w:r>
-        <w:rPr>
-          <w:b/>
-          <w:bCs/>
-        </w:rPr>
-        <w:t>stub_status</w:t>
-      </w:r>
-      <w:proofErr w:type="spellEnd"/>
-      <w:r>
-        <w:rPr>
-          <w:b/>
-          <w:bCs/>
-        </w:rPr>
-        <w:t xml:space="preserve"> </w:t>
-      </w:r>
-      <w:proofErr w:type="gramStart"/>
-      <w:r>
-        <w:rPr>
-          <w:b/>
-          <w:bCs/>
-        </w:rPr>
-        <w:t>on;</w:t>
-      </w:r>
-      <w:proofErr w:type="gramEnd"/>
-    </w:p>
-    <w:p>
-      <w:pPr>
-        <w:rPr>
-          <w:b/>
-          <w:bCs/>
-        </w:rPr>
-      </w:pPr>
-      <w:r>
-        <w:rPr>
-          <w:b/>
-          <w:bCs/>
-        </w:rPr>
-        <w:t xml:space="preserve">  </w:t>
-      </w:r>
-      <w:proofErr w:type="spellStart"/>
-      <w:r>
-        <w:rPr>
-          <w:b/>
-          <w:bCs/>
-        </w:rPr>
-        <w:t>access_log</w:t>
-      </w:r>
-      <w:proofErr w:type="spellEnd"/>
-      <w:r>
-        <w:rPr>
-          <w:b/>
-          <w:bCs/>
-        </w:rPr>
-        <w:t xml:space="preserve"> </w:t>
-      </w:r>
-      <w:proofErr w:type="gramStart"/>
-      <w:r>
-        <w:rPr>
-          <w:b/>
-          <w:bCs/>
-        </w:rPr>
-        <w:t>off;</w:t>
-      </w:r>
-      <w:proofErr w:type="gramEnd"/>
-    </w:p>
-    <w:p>
-      <w:pPr>
-        <w:rPr>
-          <w:b/>
-          <w:bCs/>
-        </w:rPr>
-      </w:pPr>
-      <w:r>
-        <w:rPr>
-          <w:b/>
-          <w:bCs/>
-        </w:rPr>
-        <w:t>}</w:t>
-      </w:r>
-    </w:p>
-    <w:p>
-      <w:pPr>
-        <w:rPr>
-          <w:b/>
-          <w:bCs/>
-        </w:rPr>
-      </w:pPr>
-    </w:p>
-    <w:p>
-      <w:pPr>
-        <w:rPr>
-          <w:b/>
-          <w:bCs/>
-        </w:rPr>
-      </w:pPr>
-      <w:r>
-        <w:rPr>
-          <w:b/>
-          <w:bCs/>
-        </w:rPr>
-        <w:t xml:space="preserve">Note: in </w:t>
-      </w:r>
-      <w:proofErr w:type="gramStart"/>
-      <w:r>
-        <w:rPr>
-          <w:b/>
-          <w:bCs/>
-        </w:rPr>
-        <w:t>localhost ,</w:t>
-      </w:r>
-      <w:proofErr w:type="gramEnd"/>
-      <w:r>
-        <w:rPr>
-          <w:b/>
-          <w:bCs/>
-        </w:rPr>
-        <w:t xml:space="preserve"> replace with App server private </w:t>
-      </w:r>
-      <w:proofErr w:type="spellStart"/>
-      <w:r>
-        <w:rPr>
-          <w:b/>
-          <w:bCs/>
-        </w:rPr>
-        <w:t>ip</w:t>
-      </w:r>
-      <w:proofErr w:type="spellEnd"/>
+        <w:t xml:space="preserve"> replace with App server private ip</w:t>
+      </w:r>
     </w:p>
     <w:p>
       <w:pPr>
@@ -1459,7 +1505,7 @@
                     <pic:cNvPicPr/>
                   </pic:nvPicPr>
                   <pic:blipFill>
-                    <a:blip r:embed="rId16"/>
+                    <a:blip r:embed="rId17"/>
                     <a:stretch>
                       <a:fillRect/>
                     </a:stretch>
@@ -1529,7 +1575,7 @@
           <w:bCs/>
         </w:rPr>
       </w:pPr>
-      <w:hyperlink r:id="rId17" w:history="1">
+      <w:hyperlink r:id="rId18" w:history="1">
         <w:r>
           <w:rPr>
             <w:rStyle w:val="Hyperlink"/>
@@ -1599,54 +1645,22 @@
           <w:b/>
           <w:bCs/>
         </w:rPr>
-        <w:t xml:space="preserve"> allowed only private </w:t>
-      </w:r>
-      <w:proofErr w:type="spellStart"/>
-      <w:r>
-        <w:rPr>
-          <w:b/>
-          <w:bCs/>
-        </w:rPr>
-        <w:t>ip</w:t>
-      </w:r>
-      <w:proofErr w:type="spellEnd"/>
-      <w:r>
-        <w:rPr>
-          <w:b/>
-          <w:bCs/>
-        </w:rPr>
-        <w:t xml:space="preserve"> subnet. For 8080, 3306</w:t>
-      </w:r>
-    </w:p>
-    <w:p>
-      <w:pPr>
-        <w:rPr>
-          <w:b/>
-          <w:bCs/>
-        </w:rPr>
-      </w:pPr>
-      <w:r>
-        <w:rPr>
-          <w:b/>
-          <w:bCs/>
-        </w:rPr>
-        <w:t xml:space="preserve">80 to public </w:t>
-      </w:r>
-      <w:proofErr w:type="spellStart"/>
-      <w:r>
-        <w:rPr>
-          <w:b/>
-          <w:bCs/>
-        </w:rPr>
-        <w:t>ip</w:t>
-      </w:r>
-      <w:proofErr w:type="spellEnd"/>
-      <w:r>
-        <w:rPr>
-          <w:b/>
-          <w:bCs/>
-        </w:rPr>
-        <w:t xml:space="preserve"> to everyone if required.</w:t>
+        <w:t xml:space="preserve"> allowed only private ip subnet. For 8080, 3306</w:t>
+      </w:r>
+    </w:p>
+    <w:p>
+      <w:pPr>
+        <w:rPr>
+          <w:b/>
+          <w:bCs/>
+        </w:rPr>
+      </w:pPr>
+      <w:r>
+        <w:rPr>
+          <w:b/>
+          <w:bCs/>
+        </w:rPr>
+        <w:t>80 to public ip to everyone if required.</w:t>
       </w:r>
     </w:p>
     <w:p>
@@ -1686,7 +1700,7 @@
                     <pic:cNvPicPr/>
                   </pic:nvPicPr>
                   <pic:blipFill>
-                    <a:blip r:embed="rId18"/>
+                    <a:blip r:embed="rId19"/>
                     <a:stretch>
                       <a:fillRect/>
                     </a:stretch>
@@ -1736,7 +1750,7 @@
                     <pic:cNvPicPr/>
                   </pic:nvPicPr>
                   <pic:blipFill>
-                    <a:blip r:embed="rId19"/>
+                    <a:blip r:embed="rId20"/>
                     <a:stretch>
                       <a:fillRect/>
                     </a:stretch>
@@ -1804,7 +1818,7 @@
                     <pic:cNvPicPr/>
                   </pic:nvPicPr>
                   <pic:blipFill>
-                    <a:blip r:embed="rId20"/>
+                    <a:blip r:embed="rId21"/>
                     <a:stretch>
                       <a:fillRect/>
                     </a:stretch>
@@ -1898,23 +1912,7 @@
           <w:b/>
           <w:bCs/>
         </w:rPr>
-        <w:t xml:space="preserve"> so allowed only private </w:t>
-      </w:r>
-      <w:proofErr w:type="spellStart"/>
-      <w:r>
-        <w:rPr>
-          <w:b/>
-          <w:bCs/>
-        </w:rPr>
-        <w:t>ip</w:t>
-      </w:r>
-      <w:proofErr w:type="spellEnd"/>
-      <w:r>
-        <w:rPr>
-          <w:b/>
-          <w:bCs/>
-        </w:rPr>
-        <w:t xml:space="preserve"> subnet range.</w:t>
+        <w:t xml:space="preserve"> so allowed only private ip subnet range.</w:t>
       </w:r>
     </w:p>
     <w:p>
@@ -1947,7 +1945,7 @@
                     <pic:cNvPicPr/>
                   </pic:nvPicPr>
                   <pic:blipFill>
-                    <a:blip r:embed="rId21"/>
+                    <a:blip r:embed="rId22"/>
                     <a:stretch>
                       <a:fillRect/>
                     </a:stretch>
@@ -2057,7 +2055,7 @@
           <w:bCs/>
         </w:rPr>
         <w:pict w14:anchorId="14020808">
-          <v:rect id="_x0000_i1067" style="width:0;height:1.5pt" o:hralign="center" o:hrstd="t" o:hr="t" fillcolor="#a0a0a0" stroked="f"/>
+          <v:rect id="_x0000_i1025" style="width:0;height:1.5pt" o:hralign="center" o:hrstd="t" o:hr="t" fillcolor="#a0a0a0" stroked="f"/>
         </w:pict>
       </w:r>
     </w:p>
@@ -2103,7 +2101,7 @@
           <w:bCs/>
         </w:rPr>
         <w:pict w14:anchorId="2CFAC76A">
-          <v:rect id="_x0000_i1068" style="width:0;height:1.5pt" o:hralign="center" o:hrstd="t" o:hr="t" fillcolor="#a0a0a0" stroked="f"/>
+          <v:rect id="_x0000_i1026" style="width:0;height:1.5pt" o:hralign="center" o:hrstd="t" o:hr="t" fillcolor="#a0a0a0" stroked="f"/>
         </w:pict>
       </w:r>
     </w:p>
@@ -2325,7 +2323,7 @@
           <w:bCs/>
         </w:rPr>
         <w:pict w14:anchorId="2BC1034D">
-          <v:rect id="_x0000_i1069" style="width:0;height:1.5pt" o:hralign="center" o:hrstd="t" o:hr="t" fillcolor="#a0a0a0" stroked="f"/>
+          <v:rect id="_x0000_i1027" style="width:0;height:1.5pt" o:hralign="center" o:hrstd="t" o:hr="t" fillcolor="#a0a0a0" stroked="f"/>
         </w:pict>
       </w:r>
     </w:p>
@@ -2378,7 +2376,7 @@
       </w:pPr>
       <w:r>
         <w:pict w14:anchorId="26A879FD">
-          <v:rect id="_x0000_i1070" style="width:0;height:1.5pt" o:hralign="center" o:hrstd="t" o:hr="t" fillcolor="#a0a0a0" stroked="f"/>
+          <v:rect id="_x0000_i1028" style="width:0;height:1.5pt" o:hralign="center" o:hrstd="t" o:hr="t" fillcolor="#a0a0a0" stroked="f"/>
         </w:pict>
       </w:r>
     </w:p>
@@ -2507,7 +2505,7 @@
           <w:bCs/>
         </w:rPr>
         <w:pict w14:anchorId="285CB0A9">
-          <v:rect id="_x0000_i1071" style="width:0;height:1.5pt" o:hralign="center" o:hrstd="t" o:hr="t" fillcolor="#a0a0a0" stroked="f"/>
+          <v:rect id="_x0000_i1029" style="width:0;height:1.5pt" o:hralign="center" o:hrstd="t" o:hr="t" fillcolor="#a0a0a0" stroked="f"/>
         </w:pict>
       </w:r>
     </w:p>
@@ -2589,7 +2587,7 @@
       </w:pPr>
       <w:r>
         <w:pict w14:anchorId="06F1FD65">
-          <v:rect id="_x0000_i1072" style="width:0;height:1.5pt" o:hralign="center" o:hrstd="t" o:hr="t" fillcolor="#a0a0a0" stroked="f"/>
+          <v:rect id="_x0000_i1030" style="width:0;height:1.5pt" o:hralign="center" o:hrstd="t" o:hr="t" fillcolor="#a0a0a0" stroked="f"/>
         </w:pict>
       </w:r>
     </w:p>
@@ -4305,6 +4303,7 @@
   <w:style w:type="character" w:default="1" w:styleId="DefaultParagraphFont">
     <w:name w:val="Default Paragraph Font"/>
     <w:uiPriority w:val="1"/>
+    <w:semiHidden/>
     <w:unhideWhenUsed/>
   </w:style>
   <w:style w:type="table" w:default="1" w:styleId="TableNormal">
